--- a/lab5/LAB5_TranLuongBinh_DE180611.docx
+++ b/lab5/LAB5_TranLuongBinh_DE180611.docx
@@ -1136,45 +1136,17 @@
           <w:sz w:val="40"/>
           <w:szCs w:val="40"/>
         </w:rPr>
-        <w:br w:type="page"/>
-      </w:r>
-    </w:p>
-    <w:p>
-      <w:pPr>
-        <w:rPr>
-          <w:b/>
-          <w:bCs/>
-          <w:sz w:val="40"/>
-          <w:szCs w:val="40"/>
-        </w:rPr>
-      </w:pPr>
-      <w:r>
-        <w:rPr>
-          <w:b/>
-          <w:bCs/>
-          <w:sz w:val="40"/>
-          <w:szCs w:val="40"/>
-        </w:rPr>
-        <w:lastRenderedPageBreak/>
-        <w:t>News_Data.js</w:t>
-      </w:r>
-    </w:p>
-    <w:p>
-      <w:pPr>
-        <w:rPr>
-          <w:sz w:val="40"/>
-          <w:szCs w:val="40"/>
-        </w:rPr>
-      </w:pPr>
+        <w:t>App.js</w:t>
+      </w:r>
       <w:r>
         <w:rPr>
           <w:noProof/>
         </w:rPr>
         <w:drawing>
-          <wp:inline distT="0" distB="0" distL="0" distR="0" wp14:anchorId="3C067CF5" wp14:editId="4F60556A">
-            <wp:extent cx="5943600" cy="5632450"/>
-            <wp:effectExtent l="0" t="0" r="0" b="6350"/>
-            <wp:docPr id="31" name="Picture 31" descr="A screenshot of a computer program&#10;&#10;Description automatically generated"/>
+          <wp:inline distT="0" distB="0" distL="0" distR="0" wp14:anchorId="5F66FD4F" wp14:editId="6231F442">
+            <wp:extent cx="5943600" cy="4577715"/>
+            <wp:effectExtent l="0" t="0" r="0" b="0"/>
+            <wp:docPr id="2" name="Picture 2" descr="A computer screen shot of a program&#10;&#10;Description automatically generated"/>
             <wp:cNvGraphicFramePr>
               <a:graphicFrameLocks xmlns:a="http://schemas.openxmlformats.org/drawingml/2006/main" noChangeAspect="1"/>
             </wp:cNvGraphicFramePr>
@@ -1182,7 +1154,7 @@
               <a:graphicData uri="http://schemas.openxmlformats.org/drawingml/2006/picture">
                 <pic:pic xmlns:pic="http://schemas.openxmlformats.org/drawingml/2006/picture">
                   <pic:nvPicPr>
-                    <pic:cNvPr id="31" name="Picture 31" descr="A screenshot of a computer program&#10;&#10;Description automatically generated"/>
+                    <pic:cNvPr id="2" name="Picture 2" descr="A computer screen shot of a program&#10;&#10;Description automatically generated"/>
                     <pic:cNvPicPr/>
                   </pic:nvPicPr>
                   <pic:blipFill>
@@ -1194,7 +1166,7 @@
                   <pic:spPr>
                     <a:xfrm>
                       <a:off x="0" y="0"/>
-                      <a:ext cx="5943600" cy="5632450"/>
+                      <a:ext cx="5943600" cy="4577715"/>
                     </a:xfrm>
                     <a:prstGeom prst="rect">
                       <a:avLst/>
@@ -1206,146 +1178,14 @@
           </wp:inline>
         </w:drawing>
       </w:r>
-    </w:p>
-    <w:p>
-      <w:pPr>
-        <w:rPr>
-          <w:sz w:val="40"/>
-          <w:szCs w:val="40"/>
-        </w:rPr>
-      </w:pPr>
-    </w:p>
-    <w:p>
-      <w:pPr>
-        <w:rPr>
-          <w:sz w:val="40"/>
-          <w:szCs w:val="40"/>
-        </w:rPr>
-      </w:pPr>
-    </w:p>
-    <w:p>
-      <w:pPr>
-        <w:rPr>
-          <w:sz w:val="40"/>
-          <w:szCs w:val="40"/>
-        </w:rPr>
-      </w:pPr>
-    </w:p>
-    <w:p>
-      <w:pPr>
-        <w:rPr>
-          <w:b/>
-          <w:bCs/>
-          <w:sz w:val="40"/>
-          <w:szCs w:val="40"/>
-        </w:rPr>
-      </w:pPr>
-      <w:r>
-        <w:rPr>
-          <w:b/>
-          <w:bCs/>
-          <w:sz w:val="40"/>
-          <w:szCs w:val="40"/>
-        </w:rPr>
-        <w:lastRenderedPageBreak/>
-        <w:t>Quiz_data.js</w:t>
-      </w:r>
-      <w:r>
-        <w:rPr>
-          <w:noProof/>
-        </w:rPr>
-        <w:drawing>
-          <wp:inline distT="0" distB="0" distL="0" distR="0" wp14:anchorId="0DF181AC" wp14:editId="05084EDF">
-            <wp:extent cx="5619750" cy="7686675"/>
-            <wp:effectExtent l="0" t="0" r="0" b="9525"/>
-            <wp:docPr id="32" name="Picture 32" descr="A screen shot of a computer program&#10;&#10;Description automatically generated"/>
-            <wp:cNvGraphicFramePr>
-              <a:graphicFrameLocks xmlns:a="http://schemas.openxmlformats.org/drawingml/2006/main" noChangeAspect="1"/>
-            </wp:cNvGraphicFramePr>
-            <a:graphic xmlns:a="http://schemas.openxmlformats.org/drawingml/2006/main">
-              <a:graphicData uri="http://schemas.openxmlformats.org/drawingml/2006/picture">
-                <pic:pic xmlns:pic="http://schemas.openxmlformats.org/drawingml/2006/picture">
-                  <pic:nvPicPr>
-                    <pic:cNvPr id="32" name="Picture 32" descr="A screen shot of a computer program&#10;&#10;Description automatically generated"/>
-                    <pic:cNvPicPr/>
-                  </pic:nvPicPr>
-                  <pic:blipFill>
-                    <a:blip r:embed="rId27"/>
-                    <a:stretch>
-                      <a:fillRect/>
-                    </a:stretch>
-                  </pic:blipFill>
-                  <pic:spPr>
-                    <a:xfrm>
-                      <a:off x="0" y="0"/>
-                      <a:ext cx="5619750" cy="7686675"/>
-                    </a:xfrm>
-                    <a:prstGeom prst="rect">
-                      <a:avLst/>
-                    </a:prstGeom>
-                  </pic:spPr>
-                </pic:pic>
-              </a:graphicData>
-            </a:graphic>
-          </wp:inline>
-        </w:drawing>
-      </w:r>
-    </w:p>
-    <w:p>
-      <w:pPr>
-        <w:rPr>
-          <w:noProof/>
-        </w:rPr>
-      </w:pPr>
-      <w:r>
-        <w:rPr>
-          <w:b/>
-          <w:bCs/>
-          <w:sz w:val="40"/>
-          <w:szCs w:val="40"/>
-        </w:rPr>
-        <w:lastRenderedPageBreak/>
-        <w:t>App.js</w:t>
-      </w:r>
-      <w:r>
-        <w:rPr>
-          <w:noProof/>
-        </w:rPr>
-        <w:drawing>
-          <wp:inline distT="0" distB="0" distL="0" distR="0" wp14:anchorId="342A1063" wp14:editId="4CC36833">
-            <wp:extent cx="5610225" cy="4400550"/>
-            <wp:effectExtent l="0" t="0" r="9525" b="0"/>
-            <wp:docPr id="33" name="Picture 33" descr="A screen shot of a computer program&#10;&#10;Description automatically generated"/>
-            <wp:cNvGraphicFramePr>
-              <a:graphicFrameLocks xmlns:a="http://schemas.openxmlformats.org/drawingml/2006/main" noChangeAspect="1"/>
-            </wp:cNvGraphicFramePr>
-            <a:graphic xmlns:a="http://schemas.openxmlformats.org/drawingml/2006/main">
-              <a:graphicData uri="http://schemas.openxmlformats.org/drawingml/2006/picture">
-                <pic:pic xmlns:pic="http://schemas.openxmlformats.org/drawingml/2006/picture">
-                  <pic:nvPicPr>
-                    <pic:cNvPr id="33" name="Picture 33" descr="A screen shot of a computer program&#10;&#10;Description automatically generated"/>
-                    <pic:cNvPicPr/>
-                  </pic:nvPicPr>
-                  <pic:blipFill>
-                    <a:blip r:embed="rId28"/>
-                    <a:stretch>
-                      <a:fillRect/>
-                    </a:stretch>
-                  </pic:blipFill>
-                  <pic:spPr>
-                    <a:xfrm>
-                      <a:off x="0" y="0"/>
-                      <a:ext cx="5610225" cy="4400550"/>
-                    </a:xfrm>
-                    <a:prstGeom prst="rect">
-                      <a:avLst/>
-                    </a:prstGeom>
-                  </pic:spPr>
-                </pic:pic>
-              </a:graphicData>
-            </a:graphic>
-          </wp:inline>
-        </w:drawing>
+      <w:r>
+        <w:rPr>
+          <w:b/>
+          <w:bCs/>
+          <w:sz w:val="40"/>
+          <w:szCs w:val="40"/>
+        </w:rPr>
+        <w:br w:type="page"/>
       </w:r>
     </w:p>
     <w:p>
